--- a/course_development/domains/active_inference_organizations/04_digital_transformation/08_planning/output/lecture-content/08_planning-module.docx
+++ b/course_development/domains/active_inference_organizations/04_digital_transformation/08_planning/output/lecture-content/08_planning-module.docx
@@ -4,7 +4,17 @@
   <w:body>
     <w:p>
       <w:r>
-        <w:t>Module 08: Planning in Organizations</w:t>
+        <w:t>Digital Transformation Roadmapping: Planning Organizational Technology Evolution</w:t>
+      </w:r>
+    </w:p>
+    <w:p>
+      <w:r>
+        <w:t>Executive Summary</w:t>
+      </w:r>
+    </w:p>
+    <w:p>
+      <w:r>
+        <w:t>Digital transformation is a multi-year, multi-phase organizational change that requires systematic planning. Under Active Inference, digital transformation roadmapping is the process of designing the sequence of transitions that moves the organization from its current sociotechnical state to a desired future state. This module covers transformation frameworks, change management, technology roadmapping, and the challenge of maintaining organizational stability while undergoing fundamental change.</w:t>
       </w:r>
     </w:p>
     <w:p>
@@ -14,71 +24,52 @@
     </w:p>
     <w:p>
       <w:r>
-        <w:t>Define Planning within the context of Organizations.  Analyze how Planning interacts with other components of the Active Inference framework.  Apply specific constraints of Organizations to the formal definition of Planning.   Introduction</w:t>
+        <w:t>Apply digital transformation frameworks to plan organizational technology evolution  Design transformation roadmaps that sequence changes for maximum learning and minimum disruption  Understand change management as updating the organization's generative model  Navigate portfolio governance for digital investments  Balance transformation ambition with organizational capacity for change    Key Concepts</w:t>
       </w:r>
     </w:p>
     <w:p>
       <w:r>
-        <w:t>This module explores Planning . In the Organizations curriculum, we approach this topic with a focus on specific applications and theoretical depth appropriate for the audience. Planning is a critical component of the 8-part Active Inference spine, bridging the gap between [Previous Topic] and [Next Topic].</w:t>
+        <w:t>1. Transformation Frameworks</w:t>
       </w:r>
     </w:p>
     <w:p>
       <w:r>
-        <w:t>Key Concepts</w:t>
+        <w:t>Framework  Core Idea  Stages      Kotter's 8 Steps  Change as sequential process  Urgency → Coalition → Vision → Communication → Empowerment → Quick Wins → Consolidation → Anchor    McKinsey Three Horizons  Parallel investment timing  H1 (current business) + H2 (emerging) + H3 (options)    SAFe Digital Transformation  Agile at enterprise scale  Portfolio → Value Stream → Program → Team    Platform Thinking  Build on capabilities  Foundation → Platform → Products → Ecosystem     2. The Transformation Paradox</w:t>
       </w:r>
     </w:p>
     <w:p>
       <w:r>
-        <w:t>1. Planning as a Markov Blanket Boundary</w:t>
+        <w:t>Case Study — GE Digital : GE invested $4B+ in digital transformation, creating GE Digital to build an industrial IoT platform (Predix). The initiative struggled because GE tried to transform too fast, across too many dimensions simultaneously, without building organizational capability to absorb the change. The lesson: transformation requires matching the pace of change to the organization's capacity to learn. Too fast, and the organization fragments (high free energy). Too slow, and the competitive environment changes faster than the adaptation.</w:t>
       </w:r>
     </w:p>
     <w:p>
       <w:r>
-        <w:t>How does Planning define the boundary between the agent and the environment?</w:t>
+        <w:t>3. Change Management as Model Updating</w:t>
       </w:r>
     </w:p>
     <w:p>
       <w:r>
-        <w:t>2. Generative Models of Planning</w:t>
+        <w:t>Digital transformation requires updating not just technology but the organization's collective generative model:</w:t>
       </w:r>
     </w:p>
     <w:p>
       <w:r>
-        <w:t>What parameters involved in Planning must be optimized to minimize variational free energy?</w:t>
+        <w:t>Beliefs : What the organization thinks is possible and valuable  Processes : How work is done  Skills : What people know how to do  Culture : What behaviors are rewarded and expected  Identity : How the organization sees itself   4. Sequencing Transformation</w:t>
       </w:r>
     </w:p>
     <w:p>
       <w:r>
-        <w:t>3. Active Inference Dynamics</w:t>
+        <w:t>Principle  Application      Start with low-risk, high-visibility wins  Build credibility and learning before major investments    Build infrastructure before applications  Data platforms and integration before advanced analytics    Develop capability before scaling  Pilot programs before enterprise rollout    Learn continuously  Each phase generates learning that informs the next      Cross-References</w:t>
       </w:r>
     </w:p>
     <w:p>
       <w:r>
-        <w:t>How does the process of Planning drive the perception-action loop?</w:t>
+        <w:t>For organizational planning, see Organizational Systems: Planning  For collective foresight, see Collective Intelligence: Planning  For strategic risk, see Strategic Modeling: Planning    Summary</w:t>
       </w:r>
     </w:p>
     <w:p>
       <w:r>
-        <w:t>Applications</w:t>
-      </w:r>
-    </w:p>
-    <w:p>
-      <w:r>
-        <w:t>In Organizations, we see Planning manifest in:</w:t>
-        <w:br/>
-        <w:t>* Specific Example 1 : [Add domain-specific example here]</w:t>
-        <w:br/>
-        <w:t>* Specific Example 2 : [Add domain-specific example here]</w:t>
-      </w:r>
-    </w:p>
-    <w:p>
-      <w:r>
-        <w:t>Conclusion</w:t>
-      </w:r>
-    </w:p>
-    <w:p>
-      <w:r>
-        <w:t>Understanding Planning allows us to better model complex adaptive systems. In the next module, we will expand on this foundation.</w:t>
+        <w:t>Concept  Digital Transformation Meaning      Transformation roadmap  Sequenced plan for organizational technology evolution    Change management  Updating the organization's collective generative model    Transformation paradox  Moving fast enough to be relevant but slow enough to learn    Portfolio governance  Managing the portfolio of digital investments across horizons    Sequencing  Ordering transformation activities for maximum learning and minimum disruption      References</w:t>
       </w:r>
     </w:p>
     <w:sectPr>
